--- a/tests/criterio-cso/material/servicios-mx/comercial/SPM140708QJ2-servicios-profesionales-mexicanos/20-comite/acta-comite-2026-10-02.docx
+++ b/tests/criterio-cso/material/servicios-mx/comercial/SPM140708QJ2-servicios-profesionales-mexicanos/20-comite/acta-comite-2026-10-02.docx
@@ -36,12 +36,12 @@
     </w:p>
     <w:p>
       <w:r>
-        <w:t xml:space="preserve">pronóstico de ventas de $ 4,725,000. El mejor escenario, si cierran</w:t>
+        <w:t xml:space="preserve">pronóstico de ventas de $ 6,345,000. El mejor escenario, si cierran</w:t>
       </w:r>
     </w:p>
     <w:p>
       <w:r>
-        <w:t xml:space="preserve">todas las negociaciones abiertas, es de $ 4,320,000; no se compromete.</w:t>
+        <w:t xml:space="preserve">todas las negociaciones abiertas, es de $ 6,768,000; no se compromete.</w:t>
       </w:r>
     </w:p>
     <w:p>
